--- a/flow/20230927_hours/drafts/2024-08-u/04.08.docx
+++ b/flow/20230927_hours/drafts/2024-08-u/04.08.docx
@@ -47,24 +47,17 @@
         <w:rPr>
           <w:rFonts w:ascii="Times New Roman" w:hAnsi="Times New Roman"/>
           <w:i/>
-          <w:color w:val="FF0000"/>
-          <w:sz w:val="24"/>
-        </w:rPr>
-        <w:t xml:space="preserve">Священик: </w:t>
-      </w:r>
-      <w:r>
-        <w:rPr>
-          <w:rFonts w:ascii="Times New Roman" w:hAnsi="Times New Roman"/>
-          <w:sz w:val="24"/>
-        </w:rPr>
-        <w:t xml:space="preserve">Благословенний Бог наш завжди, нині і повсякчас, і на віки </w:t>
-      </w:r>
-      <w:r>
-        <w:rPr>
-          <w:rFonts w:ascii="Times New Roman" w:hAnsi="Times New Roman"/>
-          <w:sz w:val="24"/>
-        </w:rPr>
-        <w:t>віків.</w:t>
+          <w:color w:val="FF4400"/>
+          <w:sz w:val="24"/>
+        </w:rPr>
+        <w:t>Священик:</w:t>
+      </w:r>
+      <w:r>
+        <w:rPr>
+          <w:rFonts w:ascii="Times New Roman" w:hAnsi="Times New Roman"/>
+          <w:sz w:val="24"/>
+        </w:rPr>
+        <w:t xml:space="preserve"> Благословенний Бог наш завжди, нині і повсякчас, і на віки віків.</w:t>
       </w:r>
     </w:p>
     <w:p>
@@ -2149,17 +2142,17 @@
         <w:rPr>
           <w:rFonts w:ascii="Times New Roman" w:hAnsi="Times New Roman"/>
           <w:i/>
-          <w:color w:val="FF0000"/>
-          <w:sz w:val="24"/>
-        </w:rPr>
-        <w:t xml:space="preserve">Священик: </w:t>
-      </w:r>
-      <w:r>
-        <w:rPr>
-          <w:rFonts w:ascii="Times New Roman" w:hAnsi="Times New Roman"/>
-          <w:sz w:val="24"/>
-        </w:rPr>
-        <w:t>Боже, змилуйся над нами і благослови нас; світлом лиця твого осяй нас і помилуй нас.</w:t>
+          <w:color w:val="FF4400"/>
+          <w:sz w:val="24"/>
+        </w:rPr>
+        <w:t>Священик:</w:t>
+      </w:r>
+      <w:r>
+        <w:rPr>
+          <w:rFonts w:ascii="Times New Roman" w:hAnsi="Times New Roman"/>
+          <w:sz w:val="24"/>
+        </w:rPr>
+        <w:t xml:space="preserve"> Боже, змилуйся над нами і благослови нас; світлом лиця твого осяй нас і помилуй нас.</w:t>
       </w:r>
     </w:p>
     <w:p>
@@ -2298,17 +2291,17 @@
         <w:rPr>
           <w:rFonts w:ascii="Times New Roman" w:hAnsi="Times New Roman"/>
           <w:i/>
-          <w:color w:val="FF0000"/>
-          <w:sz w:val="24"/>
-        </w:rPr>
-        <w:t xml:space="preserve">Священик: </w:t>
-      </w:r>
-      <w:r>
-        <w:rPr>
-          <w:rFonts w:ascii="Times New Roman" w:hAnsi="Times New Roman"/>
-          <w:sz w:val="24"/>
-        </w:rPr>
-        <w:t>Слава тобі, Христе Боже, надіє наша, слава тобі!</w:t>
+          <w:color w:val="FF4400"/>
+          <w:sz w:val="24"/>
+        </w:rPr>
+        <w:t>Священик:</w:t>
+      </w:r>
+      <w:r>
+        <w:rPr>
+          <w:rFonts w:ascii="Times New Roman" w:hAnsi="Times New Roman"/>
+          <w:sz w:val="24"/>
+        </w:rPr>
+        <w:t xml:space="preserve"> Слава тобі, Христе Боже, надіє наша, слава тобі!</w:t>
       </w:r>
     </w:p>
     <w:p>
@@ -2382,27 +2375,39 @@
     </w:p>
     <w:p>
       <w:pPr>
-        <w:spacing w:line="240" w:lineRule="auto"/>
-        <w:rPr>
-          <w:rFonts w:ascii="Times New Roman" w:hAnsi="Times New Roman"/>
-          <w:sz w:val="24"/>
-        </w:rPr>
-      </w:pPr>
-      <w:r>
-        <w:rPr>
-          <w:rFonts w:ascii="Times New Roman" w:hAnsi="Times New Roman"/>
-          <w:i/>
-          <w:color w:val="FF0000"/>
-          <w:sz w:val="24"/>
-        </w:rPr>
-        <w:t xml:space="preserve">Священик: </w:t>
-      </w:r>
-      <w:r>
-        <w:rPr>
-          <w:rFonts w:ascii="Times New Roman" w:hAnsi="Times New Roman"/>
-          <w:sz w:val="24"/>
-        </w:rPr>
-        <w:t>Христос, істинний Бог наш, молитвами пречистої своєї Матері, преподобних і богоносних отців наших, і всіх святих, помилує і спасе нас, як благий і чоловіколюбець.</w:t>
+        <w:spacing w:after="120"/>
+      </w:pPr>
+      <w:r>
+        <w:rPr>
+          <w:rFonts w:ascii="Times New Roman" w:hAnsi="Times New Roman"/>
+          <w:i/>
+          <w:color w:val="FF4400"/>
+          <w:sz w:val="24"/>
+        </w:rPr>
+        <w:t>Священик:</w:t>
+      </w:r>
+      <w:r>
+        <w:rPr>
+          <w:rFonts w:ascii="Times New Roman" w:hAnsi="Times New Roman"/>
+          <w:sz w:val="24"/>
+        </w:rPr>
+        <w:t xml:space="preserve"> Христос, що воскрес із мертвих, істинний Бог наш - молитвами пречистої Своєї Матері, святих славних і всехвальних апостолів, святого, </w:t>
+      </w:r>
+      <w:r>
+        <w:rPr>
+          <w:rFonts w:ascii="Times New Roman" w:hAnsi="Times New Roman"/>
+          <w:i/>
+          <w:color w:val="FF4400"/>
+          <w:sz w:val="24"/>
+        </w:rPr>
+        <w:t>якого є храм</w:t>
+      </w:r>
+      <w:r>
+        <w:rPr>
+          <w:rFonts w:ascii="Times New Roman" w:hAnsi="Times New Roman"/>
+          <w:sz w:val="24"/>
+        </w:rPr>
+        <w:t>, святих сімох отроків, що в Ефесі, святої преподобномучениці Євдокії і всіх святих - помилує і спасе нас як благий і людинолюбний.</w:t>
       </w:r>
     </w:p>
     <w:p>
@@ -2492,24 +2497,17 @@
         <w:rPr>
           <w:rFonts w:ascii="Times New Roman" w:hAnsi="Times New Roman"/>
           <w:i/>
-          <w:color w:val="FF0000"/>
-          <w:sz w:val="24"/>
-        </w:rPr>
-        <w:t xml:space="preserve">Священик: </w:t>
-      </w:r>
-      <w:r>
-        <w:rPr>
-          <w:rFonts w:ascii="Times New Roman" w:hAnsi="Times New Roman"/>
-          <w:sz w:val="24"/>
-        </w:rPr>
-        <w:t xml:space="preserve">Благословенний Бог наш завжди, нині і повсякчас, і на віки </w:t>
-      </w:r>
-      <w:r>
-        <w:rPr>
-          <w:rFonts w:ascii="Times New Roman" w:hAnsi="Times New Roman"/>
-          <w:sz w:val="24"/>
-        </w:rPr>
-        <w:t>віків.</w:t>
+          <w:color w:val="FF4400"/>
+          <w:sz w:val="24"/>
+        </w:rPr>
+        <w:t>Священик:</w:t>
+      </w:r>
+      <w:r>
+        <w:rPr>
+          <w:rFonts w:ascii="Times New Roman" w:hAnsi="Times New Roman"/>
+          <w:sz w:val="24"/>
+        </w:rPr>
+        <w:t xml:space="preserve"> Благословенний Бог наш завжди, нині і повсякчас, і на віки віків.</w:t>
       </w:r>
     </w:p>
     <w:p>
@@ -5011,17 +5009,17 @@
         <w:rPr>
           <w:rFonts w:ascii="Times New Roman" w:hAnsi="Times New Roman"/>
           <w:i/>
-          <w:color w:val="FF0000"/>
-          <w:sz w:val="24"/>
-        </w:rPr>
-        <w:t xml:space="preserve">Священик: </w:t>
-      </w:r>
-      <w:r>
-        <w:rPr>
-          <w:rFonts w:ascii="Times New Roman" w:hAnsi="Times New Roman"/>
-          <w:sz w:val="24"/>
-        </w:rPr>
-        <w:t>Молитвами святих отців наших, Господи Ісусе Христе Сине Божий, помилуй нас.</w:t>
+          <w:color w:val="FF4400"/>
+          <w:sz w:val="24"/>
+        </w:rPr>
+        <w:t>Священик:</w:t>
+      </w:r>
+      <w:r>
+        <w:rPr>
+          <w:rFonts w:ascii="Times New Roman" w:hAnsi="Times New Roman"/>
+          <w:sz w:val="24"/>
+        </w:rPr>
+        <w:t xml:space="preserve"> Молитвами святих отців наших, Господи Ісусе Христе Сине Божий, помилуй нас.</w:t>
       </w:r>
     </w:p>
     <w:p>
@@ -5261,17 +5259,17 @@
         <w:rPr>
           <w:rFonts w:ascii="Times New Roman" w:hAnsi="Times New Roman"/>
           <w:i/>
-          <w:color w:val="FF0000"/>
-          <w:sz w:val="24"/>
-        </w:rPr>
-        <w:t xml:space="preserve">Священик: </w:t>
-      </w:r>
-      <w:r>
-        <w:rPr>
-          <w:rFonts w:ascii="Times New Roman" w:hAnsi="Times New Roman"/>
-          <w:sz w:val="24"/>
-        </w:rPr>
-        <w:t>Слава тобі, Христе Боже, надіє наша, слава тобі!</w:t>
+          <w:color w:val="FF4400"/>
+          <w:sz w:val="24"/>
+        </w:rPr>
+        <w:t>Священик:</w:t>
+      </w:r>
+      <w:r>
+        <w:rPr>
+          <w:rFonts w:ascii="Times New Roman" w:hAnsi="Times New Roman"/>
+          <w:sz w:val="24"/>
+        </w:rPr>
+        <w:t xml:space="preserve"> Слава тобі, Христе Боже, надіє наша, слава тобі!</w:t>
       </w:r>
     </w:p>
     <w:p>
@@ -5345,27 +5343,39 @@
     </w:p>
     <w:p>
       <w:pPr>
-        <w:spacing w:line="240" w:lineRule="auto"/>
-        <w:rPr>
-          <w:rFonts w:ascii="Times New Roman" w:hAnsi="Times New Roman"/>
-          <w:sz w:val="24"/>
-        </w:rPr>
-      </w:pPr>
-      <w:r>
-        <w:rPr>
-          <w:rFonts w:ascii="Times New Roman" w:hAnsi="Times New Roman"/>
-          <w:i/>
-          <w:color w:val="FF0000"/>
-          <w:sz w:val="24"/>
-        </w:rPr>
-        <w:t xml:space="preserve">Священик: </w:t>
-      </w:r>
-      <w:r>
-        <w:rPr>
-          <w:rFonts w:ascii="Times New Roman" w:hAnsi="Times New Roman"/>
-          <w:sz w:val="24"/>
-        </w:rPr>
-        <w:t>Христос, істинний Бог наш, молитвами пречистої своєї Матері, преподобних і богоносних отців наших, і всіх святих, помилує і спасе нас, як благий і чоловіколюбець.</w:t>
+        <w:spacing w:after="120"/>
+      </w:pPr>
+      <w:r>
+        <w:rPr>
+          <w:rFonts w:ascii="Times New Roman" w:hAnsi="Times New Roman"/>
+          <w:i/>
+          <w:color w:val="FF4400"/>
+          <w:sz w:val="24"/>
+        </w:rPr>
+        <w:t>Священик:</w:t>
+      </w:r>
+      <w:r>
+        <w:rPr>
+          <w:rFonts w:ascii="Times New Roman" w:hAnsi="Times New Roman"/>
+          <w:sz w:val="24"/>
+        </w:rPr>
+        <w:t xml:space="preserve"> Христос, що воскрес із мертвих, істинний Бог наш - молитвами пречистої Своєї Матері, святих славних і всехвальних апостолів, святого, </w:t>
+      </w:r>
+      <w:r>
+        <w:rPr>
+          <w:rFonts w:ascii="Times New Roman" w:hAnsi="Times New Roman"/>
+          <w:i/>
+          <w:color w:val="FF4400"/>
+          <w:sz w:val="24"/>
+        </w:rPr>
+        <w:t>якого є храм</w:t>
+      </w:r>
+      <w:r>
+        <w:rPr>
+          <w:rFonts w:ascii="Times New Roman" w:hAnsi="Times New Roman"/>
+          <w:sz w:val="24"/>
+        </w:rPr>
+        <w:t>, святих сімох отроків, що в Ефесі, святої преподобномучениці Євдокії і всіх святих - помилує і спасе нас як благий і людинолюбний.</w:t>
       </w:r>
     </w:p>
     <w:p>
@@ -5455,24 +5465,17 @@
         <w:rPr>
           <w:rFonts w:ascii="Times New Roman" w:hAnsi="Times New Roman"/>
           <w:i/>
-          <w:color w:val="FF0000"/>
-          <w:sz w:val="24"/>
-        </w:rPr>
-        <w:t xml:space="preserve">Священик: </w:t>
-      </w:r>
-      <w:r>
-        <w:rPr>
-          <w:rFonts w:ascii="Times New Roman" w:hAnsi="Times New Roman"/>
-          <w:sz w:val="24"/>
-        </w:rPr>
-        <w:t xml:space="preserve">Благословенний Бог наш завжди, нині і повсякчас, і на віки </w:t>
-      </w:r>
-      <w:r>
-        <w:rPr>
-          <w:rFonts w:ascii="Times New Roman" w:hAnsi="Times New Roman"/>
-          <w:sz w:val="24"/>
-        </w:rPr>
-        <w:t>віків.</w:t>
+          <w:color w:val="FF4400"/>
+          <w:sz w:val="24"/>
+        </w:rPr>
+        <w:t>Священик:</w:t>
+      </w:r>
+      <w:r>
+        <w:rPr>
+          <w:rFonts w:ascii="Times New Roman" w:hAnsi="Times New Roman"/>
+          <w:sz w:val="24"/>
+        </w:rPr>
+        <w:t xml:space="preserve"> Благословенний Бог наш завжди, нині і повсякчас, і на віки віків.</w:t>
       </w:r>
     </w:p>
     <w:p>
@@ -7711,17 +7714,17 @@
         <w:rPr>
           <w:rFonts w:ascii="Times New Roman" w:hAnsi="Times New Roman"/>
           <w:i/>
-          <w:color w:val="FF0000"/>
-          <w:sz w:val="24"/>
-        </w:rPr>
-        <w:t xml:space="preserve">Священик: </w:t>
-      </w:r>
-      <w:r>
-        <w:rPr>
-          <w:rFonts w:ascii="Times New Roman" w:hAnsi="Times New Roman"/>
-          <w:sz w:val="24"/>
-        </w:rPr>
-        <w:t>Молитвами святих отців наших, Господи Ісусе Христе Сину Божий, помилуй нас.</w:t>
+          <w:color w:val="FF4400"/>
+          <w:sz w:val="24"/>
+        </w:rPr>
+        <w:t>Священик:</w:t>
+      </w:r>
+      <w:r>
+        <w:rPr>
+          <w:rFonts w:ascii="Times New Roman" w:hAnsi="Times New Roman"/>
+          <w:sz w:val="24"/>
+        </w:rPr>
+        <w:t xml:space="preserve"> Молитвами святих отців наших, Господи Ісусе Христе Сину Божий, помилуй нас.</w:t>
       </w:r>
     </w:p>
     <w:p>
@@ -7891,17 +7894,17 @@
         <w:rPr>
           <w:rFonts w:ascii="Times New Roman" w:hAnsi="Times New Roman"/>
           <w:i/>
-          <w:color w:val="FF0000"/>
-          <w:sz w:val="24"/>
-        </w:rPr>
-        <w:t xml:space="preserve">Священик: </w:t>
-      </w:r>
-      <w:r>
-        <w:rPr>
-          <w:rFonts w:ascii="Times New Roman" w:hAnsi="Times New Roman"/>
-          <w:sz w:val="24"/>
-        </w:rPr>
-        <w:t>Слава тобі, Христе Боже, надіє наша, слава тобі!</w:t>
+          <w:color w:val="FF4400"/>
+          <w:sz w:val="24"/>
+        </w:rPr>
+        <w:t>Священик:</w:t>
+      </w:r>
+      <w:r>
+        <w:rPr>
+          <w:rFonts w:ascii="Times New Roman" w:hAnsi="Times New Roman"/>
+          <w:sz w:val="24"/>
+        </w:rPr>
+        <w:t xml:space="preserve"> Слава тобі, Христе Боже, надіє наша, слава тобі!</w:t>
       </w:r>
     </w:p>
     <w:p>
@@ -7961,27 +7964,39 @@
     </w:p>
     <w:p>
       <w:pPr>
-        <w:spacing w:line="240" w:lineRule="auto"/>
-        <w:rPr>
-          <w:rFonts w:ascii="Times New Roman" w:hAnsi="Times New Roman"/>
-          <w:sz w:val="24"/>
-        </w:rPr>
-      </w:pPr>
-      <w:r>
-        <w:rPr>
-          <w:rFonts w:ascii="Times New Roman" w:hAnsi="Times New Roman"/>
-          <w:i/>
-          <w:color w:val="FF0000"/>
-          <w:sz w:val="24"/>
-        </w:rPr>
-        <w:t xml:space="preserve">Священик: </w:t>
-      </w:r>
-      <w:r>
-        <w:rPr>
-          <w:rFonts w:ascii="Times New Roman" w:hAnsi="Times New Roman"/>
-          <w:sz w:val="24"/>
-        </w:rPr>
-        <w:t>Христос, істинний Бог наш, молитвами пречистої своєї Матері, преподобних і богоносних отців наших, і всіх святих, помилує і спасе нас, як благий і чоловіколюбець.</w:t>
+        <w:spacing w:after="120"/>
+      </w:pPr>
+      <w:r>
+        <w:rPr>
+          <w:rFonts w:ascii="Times New Roman" w:hAnsi="Times New Roman"/>
+          <w:i/>
+          <w:color w:val="FF4400"/>
+          <w:sz w:val="24"/>
+        </w:rPr>
+        <w:t>Священик:</w:t>
+      </w:r>
+      <w:r>
+        <w:rPr>
+          <w:rFonts w:ascii="Times New Roman" w:hAnsi="Times New Roman"/>
+          <w:sz w:val="24"/>
+        </w:rPr>
+        <w:t xml:space="preserve"> Христос, що воскрес із мертвих, істинний Бог наш - молитвами пречистої Своєї Матері, святих славних і всехвальних апостолів, святого, </w:t>
+      </w:r>
+      <w:r>
+        <w:rPr>
+          <w:rFonts w:ascii="Times New Roman" w:hAnsi="Times New Roman"/>
+          <w:i/>
+          <w:color w:val="FF4400"/>
+          <w:sz w:val="24"/>
+        </w:rPr>
+        <w:t>якого є храм</w:t>
+      </w:r>
+      <w:r>
+        <w:rPr>
+          <w:rFonts w:ascii="Times New Roman" w:hAnsi="Times New Roman"/>
+          <w:sz w:val="24"/>
+        </w:rPr>
+        <w:t>, святих сімох отроків, що в Ефесі, святої преподобномучениці Євдокії і всіх святих - помилує і спасе нас як благий і людинолюбний.</w:t>
       </w:r>
     </w:p>
     <w:p>
@@ -8071,7 +8086,7 @@
         <w:rPr>
           <w:rFonts w:ascii="Times New Roman" w:hAnsi="Times New Roman"/>
           <w:i/>
-          <w:color w:val="FF0000"/>
+          <w:color w:val="FF4400"/>
           <w:sz w:val="24"/>
         </w:rPr>
         <w:t>Священик:</w:t>
@@ -8081,14 +8096,7 @@
           <w:rFonts w:ascii="Times New Roman" w:hAnsi="Times New Roman"/>
           <w:sz w:val="24"/>
         </w:rPr>
-        <w:t xml:space="preserve"> Благословенний Бог наш завжди, нині і повсякчас, і на віки </w:t>
-      </w:r>
-      <w:r>
-        <w:rPr>
-          <w:rFonts w:ascii="Times New Roman" w:hAnsi="Times New Roman"/>
-          <w:sz w:val="24"/>
-        </w:rPr>
-        <w:t>віків.</w:t>
+        <w:t xml:space="preserve"> Благословенний Бог наш завжди, нині і повсякчас, і на віки віків.</w:t>
       </w:r>
     </w:p>
     <w:p>
@@ -10154,17 +10162,17 @@
         <w:rPr>
           <w:rFonts w:ascii="Times New Roman" w:hAnsi="Times New Roman"/>
           <w:i/>
-          <w:color w:val="FF0000"/>
-          <w:sz w:val="24"/>
-        </w:rPr>
-        <w:t xml:space="preserve">Священик: </w:t>
-      </w:r>
-      <w:r>
-        <w:rPr>
-          <w:rFonts w:ascii="Times New Roman" w:hAnsi="Times New Roman"/>
-          <w:sz w:val="24"/>
-        </w:rPr>
-        <w:t>Боже, змилуйся над нами і благослови нас; світлом лиця твого осяй нас і помилуй нас.</w:t>
+          <w:color w:val="FF4400"/>
+          <w:sz w:val="24"/>
+        </w:rPr>
+        <w:t>Священик:</w:t>
+      </w:r>
+      <w:r>
+        <w:rPr>
+          <w:rFonts w:ascii="Times New Roman" w:hAnsi="Times New Roman"/>
+          <w:sz w:val="24"/>
+        </w:rPr>
+        <w:t xml:space="preserve"> Боже, змилуйся над нами і благослови нас; світлом лиця твого осяй нас і помилуй нас.</w:t>
       </w:r>
     </w:p>
     <w:p>
@@ -10329,17 +10337,17 @@
         <w:rPr>
           <w:rFonts w:ascii="Times New Roman" w:hAnsi="Times New Roman"/>
           <w:i/>
-          <w:color w:val="FF0000"/>
-          <w:sz w:val="24"/>
-        </w:rPr>
-        <w:t xml:space="preserve">Священик: </w:t>
-      </w:r>
-      <w:r>
-        <w:rPr>
-          <w:rFonts w:ascii="Times New Roman" w:hAnsi="Times New Roman"/>
-          <w:sz w:val="24"/>
-        </w:rPr>
-        <w:t>Слава тобі, Христе Боже, надіє наша, слава тобі!</w:t>
+          <w:color w:val="FF4400"/>
+          <w:sz w:val="24"/>
+        </w:rPr>
+        <w:t>Священик:</w:t>
+      </w:r>
+      <w:r>
+        <w:rPr>
+          <w:rFonts w:ascii="Times New Roman" w:hAnsi="Times New Roman"/>
+          <w:sz w:val="24"/>
+        </w:rPr>
+        <w:t xml:space="preserve"> Слава тобі, Христе Боже, надіє наша, слава тобі!</w:t>
       </w:r>
     </w:p>
     <w:p>
@@ -10399,17 +10407,13 @@
     </w:p>
     <w:p>
       <w:pPr>
-        <w:spacing w:line="240" w:lineRule="auto"/>
-        <w:rPr>
-          <w:rFonts w:ascii="Times New Roman" w:hAnsi="Times New Roman"/>
-          <w:sz w:val="24"/>
-        </w:rPr>
-      </w:pPr>
-      <w:r>
-        <w:rPr>
-          <w:rFonts w:ascii="Times New Roman" w:hAnsi="Times New Roman"/>
-          <w:i/>
-          <w:color w:val="FF0000"/>
+        <w:spacing w:after="120"/>
+      </w:pPr>
+      <w:r>
+        <w:rPr>
+          <w:rFonts w:ascii="Times New Roman" w:hAnsi="Times New Roman"/>
+          <w:i/>
+          <w:color w:val="FF4400"/>
           <w:sz w:val="24"/>
         </w:rPr>
         <w:t>Священик:</w:t>
@@ -10419,7 +10423,23 @@
           <w:rFonts w:ascii="Times New Roman" w:hAnsi="Times New Roman"/>
           <w:sz w:val="24"/>
         </w:rPr>
-        <w:t xml:space="preserve"> Христос, істинний Бог наш, молитвами пречистої своєї Матері, преподобних і богоносних отців наших, і всіх святих, помилує і спасе нас, як благий і чоловіколюбець.</w:t>
+        <w:t xml:space="preserve"> Христос, що воскрес із мертвих, істинний Бог наш - молитвами пречистої Своєї Матері, святих славних і всехвальних апостолів, святого, </w:t>
+      </w:r>
+      <w:r>
+        <w:rPr>
+          <w:rFonts w:ascii="Times New Roman" w:hAnsi="Times New Roman"/>
+          <w:i/>
+          <w:color w:val="FF4400"/>
+          <w:sz w:val="24"/>
+        </w:rPr>
+        <w:t>якого є храм</w:t>
+      </w:r>
+      <w:r>
+        <w:rPr>
+          <w:rFonts w:ascii="Times New Roman" w:hAnsi="Times New Roman"/>
+          <w:sz w:val="24"/>
+        </w:rPr>
+        <w:t>, святих сімох отроків, що в Ефесі, святої преподобномучениці Євдокії і всіх святих - помилує і спасе нас як благий і людинолюбний.</w:t>
       </w:r>
     </w:p>
     <w:p>
